--- a/Articles/2026/3_DaVinci_Tips_and_Tricks/Enlightenment Summer Article Ideas/11 Render in Place for a non working outer timeline.docx
+++ b/Articles/2026/3_DaVinci_Tips_and_Tricks/Enlightenment Summer Article Ideas/11 Render in Place for a non working outer timeline.docx
@@ -7,150 +7,94 @@
         <w:pStyle w:val="Title"/>
       </w:pPr>
       <w:r>
-        <w:t>Render in Place for a non working outer timeline</w:t>
-      </w:r>
-    </w:p>
-    <w:p>
-      <w:r>
-        <w:t>If you find your inner timeline is working but the main timeline is not. This is a good time to use Render in Place again.</w:t>
-      </w:r>
-    </w:p>
-    <w:p>
-      <w:pPr>
-        <w:pStyle w:val="NoSpacing"/>
-      </w:pPr>
-      <w:r>
-        <w:t xml:space="preserve">Go </w:t>
+        <w:t xml:space="preserve">11 </w:t>
+      </w:r>
+      <w:r>
+        <w:t>How to Fix Slow or Choppy Clips in DaVinci Resolve Using Render in Place</w:t>
+      </w:r>
+    </w:p>
+    <w:p>
+      <w:pPr>
+        <w:pStyle w:val="Heading1"/>
+      </w:pPr>
+      <w:r>
+        <w:t>Why Render in Place?</w:t>
+      </w:r>
+    </w:p>
+    <w:p>
+      <w:r>
+        <w:t xml:space="preserve">When a clip has too many effects, transitions, Fusion nodes, speed changes, or color corrections stacked on top of each other, Resolve has to calculate all of that </w:t>
       </w:r>
       <w:r>
         <w:rPr>
-          <w:b/>
-          <w:bCs/>
+          <w:rStyle w:val="Emphasis"/>
         </w:rPr>
-        <w:t>inside the timeline</w:t>
-      </w:r>
-      <w:r>
-        <w:t xml:space="preserve"> where the vine mask animation works. </w:t>
-      </w:r>
-    </w:p>
-    <w:p>
-      <w:pPr>
-        <w:pStyle w:val="NoSpacing"/>
-      </w:pPr>
-      <w:r>
-        <w:t xml:space="preserve">Make sure Awedae/chair/vines all play correctly there.  Select </w:t>
-      </w:r>
-      <w:r>
-        <w:t>all of the clips</w:t>
-      </w:r>
-      <w:r>
-        <w:t xml:space="preserve"> or compound clip. </w:t>
-      </w:r>
-    </w:p>
-    <w:p>
-      <w:pPr>
-        <w:pStyle w:val="NoSpacing"/>
-      </w:pPr>
-      <w:r>
-        <w:t xml:space="preserve"> Right-click → </w:t>
-      </w:r>
+        <w:t>live</w:t>
+      </w:r>
+      <w:r>
+        <w:t xml:space="preserve"> during playback. That’s when you get stuttering, freezing, or missing frames.</w:t>
+      </w:r>
+    </w:p>
+    <w:p>
       <w:r>
         <w:rPr>
-          <w:b/>
-          <w:bCs/>
+          <w:rStyle w:val="Strong"/>
         </w:rPr>
         <w:t>Render in Place</w:t>
       </w:r>
       <w:r>
-        <w:t xml:space="preserve">. </w:t>
-      </w:r>
-    </w:p>
-    <w:p>
-      <w:pPr>
-        <w:pStyle w:val="NoSpacing"/>
-      </w:pPr>
-    </w:p>
-    <w:p>
-      <w:pPr>
-        <w:pStyle w:val="NoSpacing"/>
-      </w:pPr>
-      <w:r>
-        <w:t xml:space="preserve"> Use a good format like: </w:t>
-      </w:r>
-    </w:p>
-    <w:p>
-      <w:pPr>
-        <w:pStyle w:val="NoSpacing"/>
-        <w:ind w:left="720"/>
-      </w:pPr>
+        <w:t xml:space="preserve"> turns your complicated, heavy clip into a temporary, self</w:t>
+      </w:r>
+      <w:r>
+        <w:noBreakHyphen/>
+        <w:t>contained video file. Resolve no longer has to calculate everything live — it just plays the rendered file smoothly.</w:t>
+      </w:r>
+    </w:p>
+    <w:p>
+      <w:r>
+        <w:t xml:space="preserve">DaVinci added </w:t>
+      </w:r>
       <w:r>
         <w:rPr>
-          <w:b/>
-          <w:bCs/>
+          <w:rStyle w:val="Strong"/>
         </w:rPr>
-        <w:t>QuickTime</w:t>
-      </w:r>
-      <w:r>
-        <w:t xml:space="preserve"> </w:t>
-      </w:r>
-    </w:p>
-    <w:p>
-      <w:pPr>
-        <w:pStyle w:val="NoSpacing"/>
-        <w:ind w:left="720"/>
-      </w:pPr>
-      <w:r>
-        <w:rPr>
-          <w:b/>
-          <w:bCs/>
-        </w:rPr>
-        <w:t>DNxHR HQ / HQX</w:t>
-      </w:r>
-      <w:r>
-        <w:t xml:space="preserve"> if available </w:t>
-      </w:r>
-    </w:p>
-    <w:p>
-      <w:pPr>
-        <w:pStyle w:val="NoSpacing"/>
-        <w:ind w:left="720"/>
-      </w:pPr>
-      <w:r>
-        <w:t xml:space="preserve">or a high-quality H.264 if space matters </w:t>
-      </w:r>
-    </w:p>
-    <w:p>
-      <w:pPr>
-        <w:pStyle w:val="NoSpacing"/>
-        <w:ind w:left="720"/>
-      </w:pPr>
-    </w:p>
-    <w:p>
-      <w:pPr>
-        <w:pStyle w:val="NoSpacing"/>
-        <w:ind w:left="720"/>
-      </w:pPr>
-    </w:p>
-    <w:p>
-      <w:pPr>
-        <w:pStyle w:val="NoSpacing"/>
-        <w:ind w:left="720"/>
-      </w:pPr>
-    </w:p>
-    <w:p>
-      <w:pPr>
-        <w:pStyle w:val="NoSpacing"/>
-        <w:ind w:left="720"/>
-      </w:pPr>
+        <w:t>Render in Place</w:t>
+      </w:r>
+      <w:r>
+        <w:t xml:space="preserve"> as a practical middle</w:t>
+      </w:r>
+      <w:r>
+        <w:noBreakHyphen/>
+        <w:t>ground solution for editors who were getting bogged down by heavy, effect</w:t>
+      </w:r>
+      <w:r>
+        <w:noBreakHyphen/>
+        <w:t>loaded clips. People needed a way to relieve the excess processing bloat without exporting an entire project or committing to a final render. They weren’t done editing — they just needed a quick, efficient way to lock in a complex section, fix the performance issue, and keep moving forward smoothly.</w:t>
+      </w:r>
+    </w:p>
+    <w:p>
+      <w:pPr>
+        <w:pStyle w:val="Heading1"/>
+      </w:pPr>
+      <w:r>
+        <w:t>How do I Render in Place?</w:t>
+      </w:r>
+    </w:p>
+    <w:p>
+      <w:r>
+        <w:t>We actually went over this in our last tutorial, but here it is for you again.</w:t>
+      </w:r>
+    </w:p>
+    <w:p>
       <w:r>
         <w:rPr>
           <w:noProof/>
         </w:rPr>
         <w:drawing>
-          <wp:inline distT="0" distB="0" distL="0" distR="0" wp14:anchorId="3F540D3B" wp14:editId="2293162E">
-            <wp:extent cx="5875361" cy="3124200"/>
-            <wp:effectExtent l="76200" t="76200" r="125730" b="133350"/>
-            <wp:docPr id="1269368233" name="Picture 1"/>
+          <wp:inline distT="0" distB="0" distL="0" distR="0" wp14:anchorId="1A1366FC" wp14:editId="7562864B">
+            <wp:extent cx="3172268" cy="1810003"/>
+            <wp:effectExtent l="76200" t="76200" r="142875" b="133350"/>
+            <wp:docPr id="2122958697" name="Picture 1"/>
             <wp:cNvGraphicFramePr>
               <a:graphicFrameLocks xmlns:a="http://schemas.openxmlformats.org/drawingml/2006/main" noChangeAspect="1"/>
             </wp:cNvGraphicFramePr>
@@ -158,12 +102,93 @@
               <a:graphicData uri="http://schemas.openxmlformats.org/drawingml/2006/picture">
                 <pic:pic xmlns:pic="http://schemas.openxmlformats.org/drawingml/2006/picture">
                   <pic:nvPicPr>
-                    <pic:cNvPr id="1269368233" name=""/>
+                    <pic:cNvPr id="2122958697" name=""/>
                     <pic:cNvPicPr/>
                   </pic:nvPicPr>
-                  <pic:blipFill rotWithShape="1">
+                  <pic:blipFill>
                     <a:blip r:embed="rId5"/>
-                    <a:srcRect l="19551" t="25356" r="40064" b="36468"/>
+                    <a:stretch>
+                      <a:fillRect/>
+                    </a:stretch>
+                  </pic:blipFill>
+                  <pic:spPr>
+                    <a:xfrm>
+                      <a:off x="0" y="0"/>
+                      <a:ext cx="3172268" cy="1810003"/>
+                    </a:xfrm>
+                    <a:prstGeom prst="rect">
+                      <a:avLst/>
+                    </a:prstGeom>
+                    <a:ln w="38100" cap="sq">
+                      <a:solidFill>
+                        <a:srgbClr val="000000"/>
+                      </a:solidFill>
+                      <a:prstDash val="solid"/>
+                      <a:miter lim="800000"/>
+                    </a:ln>
+                    <a:effectLst>
+                      <a:outerShdw blurRad="50800" dist="38100" dir="2700000" algn="tl" rotWithShape="0">
+                        <a:srgbClr val="000000">
+                          <a:alpha val="43000"/>
+                        </a:srgbClr>
+                      </a:outerShdw>
+                    </a:effectLst>
+                  </pic:spPr>
+                </pic:pic>
+              </a:graphicData>
+            </a:graphic>
+          </wp:inline>
+        </w:drawing>
+      </w:r>
+    </w:p>
+    <w:p/>
+    <w:p>
+      <w:r>
+        <w:t xml:space="preserve">Right click on the clip of the sugar bowl on the timeline. Choose to </w:t>
+      </w:r>
+      <w:r>
+        <w:rPr>
+          <w:rStyle w:val="Strong"/>
+        </w:rPr>
+        <w:t>Render in Place</w:t>
+      </w:r>
+      <w:r>
+        <w:t>.</w:t>
+      </w:r>
+    </w:p>
+    <w:p/>
+    <w:p>
+      <w:r>
+        <w:rPr>
+          <w:noProof/>
+        </w:rPr>
+        <w:lastRenderedPageBreak/>
+        <w:drawing>
+          <wp:inline distT="0" distB="0" distL="0" distR="0" wp14:anchorId="5B318D2C" wp14:editId="1701B6D1">
+            <wp:extent cx="3641707" cy="5505450"/>
+            <wp:effectExtent l="76200" t="76200" r="130810" b="133350"/>
+            <wp:docPr id="54605537" name="Picture 3"/>
+            <wp:cNvGraphicFramePr>
+              <a:graphicFrameLocks xmlns:a="http://schemas.openxmlformats.org/drawingml/2006/main" noChangeAspect="1"/>
+            </wp:cNvGraphicFramePr>
+            <a:graphic xmlns:a="http://schemas.openxmlformats.org/drawingml/2006/main">
+              <a:graphicData uri="http://schemas.openxmlformats.org/drawingml/2006/picture">
+                <pic:pic xmlns:pic="http://schemas.openxmlformats.org/drawingml/2006/picture">
+                  <pic:nvPicPr>
+                    <pic:cNvPr id="0" name="Picture 2"/>
+                    <pic:cNvPicPr>
+                      <a:picLocks noChangeAspect="1" noChangeArrowheads="1"/>
+                    </pic:cNvPicPr>
+                  </pic:nvPicPr>
+                  <pic:blipFill>
+                    <a:blip r:embed="rId6">
+                      <a:extLst>
+                        <a:ext uri="{28A0092B-C50C-407E-A947-70E740481C1C}">
+                          <a14:useLocalDpi xmlns:a14="http://schemas.microsoft.com/office/drawing/2010/main" val="0"/>
+                        </a:ext>
+                      </a:extLst>
+                    </a:blip>
+                    <a:srcRect/>
                     <a:stretch>
                       <a:fillRect/>
                     </a:stretch>
@@ -171,7 +196,481 @@
                   <pic:spPr bwMode="auto">
                     <a:xfrm>
                       <a:off x="0" y="0"/>
-                      <a:ext cx="5899421" cy="3136994"/>
+                      <a:ext cx="3648694" cy="5516013"/>
+                    </a:xfrm>
+                    <a:prstGeom prst="rect">
+                      <a:avLst/>
+                    </a:prstGeom>
+                    <a:ln w="38100" cap="sq">
+                      <a:solidFill>
+                        <a:srgbClr val="000000"/>
+                      </a:solidFill>
+                      <a:prstDash val="solid"/>
+                      <a:miter lim="800000"/>
+                    </a:ln>
+                    <a:effectLst>
+                      <a:outerShdw blurRad="50800" dist="38100" dir="2700000" algn="tl" rotWithShape="0">
+                        <a:srgbClr val="000000">
+                          <a:alpha val="43000"/>
+                        </a:srgbClr>
+                      </a:outerShdw>
+                    </a:effectLst>
+                  </pic:spPr>
+                </pic:pic>
+              </a:graphicData>
+            </a:graphic>
+          </wp:inline>
+        </w:drawing>
+      </w:r>
+    </w:p>
+    <w:p>
+      <w:r>
+        <w:t xml:space="preserve">Now you will see this next dialog box pop up. Give the clip a name, and use Apple </w:t>
+      </w:r>
+      <w:proofErr w:type="spellStart"/>
+      <w:r>
+        <w:t>Quicktime</w:t>
+      </w:r>
+      <w:proofErr w:type="spellEnd"/>
+      <w:r>
+        <w:t xml:space="preserve">. This format works best for a clip that is being rendered right on the timeline. Hit the Render button at the bottom to render the movie. When you do your actual final render of the movie, you will probably want to use MP4 instead for the Format type. </w:t>
+      </w:r>
+      <w:r>
+        <w:t xml:space="preserve"> Remember to hit the </w:t>
+      </w:r>
+      <w:r>
+        <w:rPr>
+          <w:rStyle w:val="Strong"/>
+        </w:rPr>
+        <w:t>Render button</w:t>
+      </w:r>
+      <w:r>
+        <w:t>, to render this clip in place.</w:t>
+      </w:r>
+    </w:p>
+    <w:p/>
+    <w:p>
+      <w:r>
+        <w:rPr>
+          <w:noProof/>
+        </w:rPr>
+        <w:lastRenderedPageBreak/>
+        <w:drawing>
+          <wp:inline distT="0" distB="0" distL="0" distR="0" wp14:anchorId="37CF1DA2" wp14:editId="1FB0A20D">
+            <wp:extent cx="3437021" cy="3330448"/>
+            <wp:effectExtent l="76200" t="76200" r="125730" b="137160"/>
+            <wp:docPr id="374248640" name="Picture 1"/>
+            <wp:cNvGraphicFramePr>
+              <a:graphicFrameLocks xmlns:a="http://schemas.openxmlformats.org/drawingml/2006/main" noChangeAspect="1"/>
+            </wp:cNvGraphicFramePr>
+            <a:graphic xmlns:a="http://schemas.openxmlformats.org/drawingml/2006/main">
+              <a:graphicData uri="http://schemas.openxmlformats.org/drawingml/2006/picture">
+                <pic:pic xmlns:pic="http://schemas.openxmlformats.org/drawingml/2006/picture">
+                  <pic:nvPicPr>
+                    <pic:cNvPr id="374248640" name=""/>
+                    <pic:cNvPicPr/>
+                  </pic:nvPicPr>
+                  <pic:blipFill>
+                    <a:blip r:embed="rId7"/>
+                    <a:stretch>
+                      <a:fillRect/>
+                    </a:stretch>
+                  </pic:blipFill>
+                  <pic:spPr>
+                    <a:xfrm>
+                      <a:off x="0" y="0"/>
+                      <a:ext cx="3444217" cy="3337421"/>
+                    </a:xfrm>
+                    <a:prstGeom prst="rect">
+                      <a:avLst/>
+                    </a:prstGeom>
+                    <a:ln w="38100" cap="sq">
+                      <a:solidFill>
+                        <a:srgbClr val="000000"/>
+                      </a:solidFill>
+                      <a:prstDash val="solid"/>
+                      <a:miter lim="800000"/>
+                    </a:ln>
+                    <a:effectLst>
+                      <a:outerShdw blurRad="50800" dist="38100" dir="2700000" algn="tl" rotWithShape="0">
+                        <a:srgbClr val="000000">
+                          <a:alpha val="43000"/>
+                        </a:srgbClr>
+                      </a:outerShdw>
+                    </a:effectLst>
+                  </pic:spPr>
+                </pic:pic>
+              </a:graphicData>
+            </a:graphic>
+          </wp:inline>
+        </w:drawing>
+      </w:r>
+    </w:p>
+    <w:p/>
+    <w:p/>
+    <w:p>
+      <w:pPr>
+        <w:pStyle w:val="Heading1"/>
+      </w:pPr>
+      <w:r>
+        <w:t>When not to Render in Place</w:t>
+      </w:r>
+    </w:p>
+    <w:p>
+      <w:r>
+        <w:t>If you’re still actively editing a clip, you don’t want to Render in Place yet — that locks the clip and forces you to undo it if you need changes. But what if the clip is already so heavy that editing becomes painful? Resolve actually gives you a middle</w:t>
+      </w:r>
+      <w:r>
+        <w:noBreakHyphen/>
+        <w:t xml:space="preserve">ground before Render in Place: </w:t>
+      </w:r>
+      <w:r>
+        <w:rPr>
+          <w:rStyle w:val="Strong"/>
+        </w:rPr>
+        <w:t>Render Cache</w:t>
+      </w:r>
+      <w:r>
+        <w:t xml:space="preserve">. With Smart or User Cache enabled, </w:t>
+      </w:r>
+      <w:proofErr w:type="gramStart"/>
+      <w:r>
+        <w:t>Resolve</w:t>
+      </w:r>
+      <w:proofErr w:type="gramEnd"/>
+      <w:r>
+        <w:t xml:space="preserve"> quietly pre</w:t>
+      </w:r>
+      <w:r>
+        <w:noBreakHyphen/>
+        <w:t>renders the complex parts in the background while still keeping everything editable. It’s the perfect “workable zone” when you’re not ready to bake the clip, but you can’t stand the lag anymore.</w:t>
+      </w:r>
+    </w:p>
+    <w:p>
+      <w:r>
+        <w:rPr>
+          <w:noProof/>
+        </w:rPr>
+        <w:lastRenderedPageBreak/>
+        <mc:AlternateContent>
+          <mc:Choice Requires="wps">
+            <w:drawing>
+              <wp:anchor distT="0" distB="0" distL="114300" distR="114300" simplePos="0" relativeHeight="251659264" behindDoc="0" locked="0" layoutInCell="1" allowOverlap="1" wp14:anchorId="10712244" wp14:editId="77C8CE50">
+                <wp:simplePos x="0" y="0"/>
+                <wp:positionH relativeFrom="column">
+                  <wp:posOffset>2695575</wp:posOffset>
+                </wp:positionH>
+                <wp:positionV relativeFrom="paragraph">
+                  <wp:posOffset>1409700</wp:posOffset>
+                </wp:positionV>
+                <wp:extent cx="371475" cy="266700"/>
+                <wp:effectExtent l="0" t="0" r="9525" b="0"/>
+                <wp:wrapNone/>
+                <wp:docPr id="181673678" name="Arrow: Left 1"/>
+                <wp:cNvGraphicFramePr/>
+                <a:graphic xmlns:a="http://schemas.openxmlformats.org/drawingml/2006/main">
+                  <a:graphicData uri="http://schemas.microsoft.com/office/word/2010/wordprocessingShape">
+                    <wps:wsp>
+                      <wps:cNvSpPr/>
+                      <wps:spPr>
+                        <a:xfrm>
+                          <a:off x="0" y="0"/>
+                          <a:ext cx="371475" cy="266700"/>
+                        </a:xfrm>
+                        <a:prstGeom prst="leftArrow">
+                          <a:avLst/>
+                        </a:prstGeom>
+                        <a:gradFill flip="none" rotWithShape="1">
+                          <a:gsLst>
+                            <a:gs pos="0">
+                              <a:schemeClr val="accent2">
+                                <a:lumMod val="67000"/>
+                              </a:schemeClr>
+                            </a:gs>
+                            <a:gs pos="48000">
+                              <a:schemeClr val="accent2">
+                                <a:lumMod val="97000"/>
+                                <a:lumOff val="3000"/>
+                              </a:schemeClr>
+                            </a:gs>
+                            <a:gs pos="100000">
+                              <a:schemeClr val="accent2">
+                                <a:lumMod val="60000"/>
+                                <a:lumOff val="40000"/>
+                              </a:schemeClr>
+                            </a:gs>
+                          </a:gsLst>
+                          <a:lin ang="16200000" scaled="1"/>
+                          <a:tileRect/>
+                        </a:gradFill>
+                        <a:ln>
+                          <a:noFill/>
+                        </a:ln>
+                      </wps:spPr>
+                      <wps:style>
+                        <a:lnRef idx="0">
+                          <a:scrgbClr r="0" g="0" b="0"/>
+                        </a:lnRef>
+                        <a:fillRef idx="0">
+                          <a:scrgbClr r="0" g="0" b="0"/>
+                        </a:fillRef>
+                        <a:effectRef idx="0">
+                          <a:scrgbClr r="0" g="0" b="0"/>
+                        </a:effectRef>
+                        <a:fontRef idx="minor">
+                          <a:schemeClr val="lt1"/>
+                        </a:fontRef>
+                      </wps:style>
+                      <wps:bodyPr rot="0" spcFirstLastPara="0" vertOverflow="overflow" horzOverflow="overflow" vert="horz" wrap="square" lIns="91440" tIns="45720" rIns="91440" bIns="45720" numCol="1" spcCol="0" rtlCol="0" fromWordArt="0" anchor="ctr" anchorCtr="0" forceAA="0" compatLnSpc="1">
+                        <a:prstTxWarp prst="textNoShape">
+                          <a:avLst/>
+                        </a:prstTxWarp>
+                        <a:noAutofit/>
+                      </wps:bodyPr>
+                    </wps:wsp>
+                  </a:graphicData>
+                </a:graphic>
+              </wp:anchor>
+            </w:drawing>
+          </mc:Choice>
+          <mc:Fallback>
+            <w:pict>
+              <v:shapetype w14:anchorId="380BC4B4" id="_x0000_t66" coordsize="21600,21600" o:spt="66" adj="5400,5400" path="m@0,l@0@1,21600@1,21600@2@0@2@0,21600,,10800xe">
+                <v:stroke joinstyle="miter"/>
+                <v:formulas>
+                  <v:f eqn="val #0"/>
+                  <v:f eqn="val #1"/>
+                  <v:f eqn="sum 21600 0 #1"/>
+                  <v:f eqn="prod #0 #1 10800"/>
+                  <v:f eqn="sum #0 0 @3"/>
+                </v:formulas>
+                <v:path o:connecttype="custom" o:connectlocs="@0,0;0,10800;@0,21600;21600,10800" o:connectangles="270,180,90,0" textboxrect="@4,@1,21600,@2"/>
+                <v:handles>
+                  <v:h position="#0,#1" xrange="0,21600" yrange="0,10800"/>
+                </v:handles>
+              </v:shapetype>
+              <v:shape id="Arrow: Left 1" o:spid="_x0000_s1026" type="#_x0000_t66" style="position:absolute;margin-left:212.25pt;margin-top:111pt;width:29.25pt;height:21pt;z-index:251659264;visibility:visible;mso-wrap-style:square;mso-wrap-distance-left:9pt;mso-wrap-distance-top:0;mso-wrap-distance-right:9pt;mso-wrap-distance-bottom:0;mso-position-horizontal:absolute;mso-position-horizontal-relative:text;mso-position-vertical:absolute;mso-position-vertical-relative:text;v-text-anchor:middle" o:gfxdata="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" adj="7754" fillcolor="#af4f0f [2149]" stroked="f">
+                <v:fill color2="#f4b083 [1941]" rotate="t" angle="180" colors="0 #b0500f;31457f #ee8137;1 #f4b183" focus="100%" type="gradient"/>
+              </v:shape>
+            </w:pict>
+          </mc:Fallback>
+        </mc:AlternateContent>
+      </w:r>
+      <w:r>
+        <w:drawing>
+          <wp:inline distT="0" distB="0" distL="0" distR="0" wp14:anchorId="602099EC" wp14:editId="0A2A247D">
+            <wp:extent cx="3648584" cy="3096057"/>
+            <wp:effectExtent l="76200" t="76200" r="142875" b="142875"/>
+            <wp:docPr id="627618187" name="Picture 1"/>
+            <wp:cNvGraphicFramePr>
+              <a:graphicFrameLocks xmlns:a="http://schemas.openxmlformats.org/drawingml/2006/main" noChangeAspect="1"/>
+            </wp:cNvGraphicFramePr>
+            <a:graphic xmlns:a="http://schemas.openxmlformats.org/drawingml/2006/main">
+              <a:graphicData uri="http://schemas.openxmlformats.org/drawingml/2006/picture">
+                <pic:pic xmlns:pic="http://schemas.openxmlformats.org/drawingml/2006/picture">
+                  <pic:nvPicPr>
+                    <pic:cNvPr id="627618187" name=""/>
+                    <pic:cNvPicPr/>
+                  </pic:nvPicPr>
+                  <pic:blipFill>
+                    <a:blip r:embed="rId8"/>
+                    <a:stretch>
+                      <a:fillRect/>
+                    </a:stretch>
+                  </pic:blipFill>
+                  <pic:spPr>
+                    <a:xfrm>
+                      <a:off x="0" y="0"/>
+                      <a:ext cx="3648584" cy="3096057"/>
+                    </a:xfrm>
+                    <a:prstGeom prst="rect">
+                      <a:avLst/>
+                    </a:prstGeom>
+                    <a:ln w="38100" cap="sq">
+                      <a:solidFill>
+                        <a:srgbClr val="000000"/>
+                      </a:solidFill>
+                      <a:prstDash val="solid"/>
+                      <a:miter lim="800000"/>
+                    </a:ln>
+                    <a:effectLst>
+                      <a:outerShdw blurRad="50800" dist="38100" dir="2700000" algn="tl" rotWithShape="0">
+                        <a:srgbClr val="000000">
+                          <a:alpha val="43000"/>
+                        </a:srgbClr>
+                      </a:outerShdw>
+                    </a:effectLst>
+                  </pic:spPr>
+                </pic:pic>
+              </a:graphicData>
+            </a:graphic>
+          </wp:inline>
+        </w:drawing>
+      </w:r>
+    </w:p>
+    <w:p/>
+    <w:p/>
+    <w:p/>
+    <w:p/>
+    <w:p/>
+    <w:p/>
+    <w:p/>
+    <w:p/>
+    <w:p/>
+    <w:p/>
+    <w:p/>
+    <w:p/>
+    <w:p/>
+    <w:p/>
+    <w:p>
+      <w:pPr>
+        <w:pStyle w:val="Heading1"/>
+      </w:pPr>
+      <w:r>
+        <w:lastRenderedPageBreak/>
+        <w:t>Is there a Simple Render Cache?</w:t>
+      </w:r>
+    </w:p>
+    <w:p>
+      <w:r>
+        <w:t xml:space="preserve">Yes — DaVinci Resolve </w:t>
+      </w:r>
+      <w:r>
+        <w:rPr>
+          <w:i/>
+          <w:iCs/>
+        </w:rPr>
+        <w:t>does</w:t>
+      </w:r>
+      <w:r>
+        <w:t xml:space="preserve"> have a simple, global Render Cache, but it isn’t located in the right</w:t>
+      </w:r>
+      <w:r>
+        <w:noBreakHyphen/>
+        <w:t>click menu. The clip</w:t>
+      </w:r>
+      <w:r>
+        <w:noBreakHyphen/>
+        <w:t xml:space="preserve">level menu only shows cache options for </w:t>
+      </w:r>
+      <w:r>
+        <w:rPr>
+          <w:b/>
+          <w:bCs/>
+        </w:rPr>
+        <w:t>Fusion</w:t>
+      </w:r>
+      <w:r>
+        <w:t xml:space="preserve"> and </w:t>
+      </w:r>
+      <w:r>
+        <w:rPr>
+          <w:b/>
+          <w:bCs/>
+        </w:rPr>
+        <w:t>Color</w:t>
+      </w:r>
+      <w:r>
+        <w:t xml:space="preserve">, because those engines handle the heavy processing. The </w:t>
+      </w:r>
+      <w:r>
+        <w:rPr>
+          <w:i/>
+          <w:iCs/>
+        </w:rPr>
+        <w:t>general</w:t>
+      </w:r>
+      <w:r>
+        <w:t xml:space="preserve"> Render Cache lives in a different place.</w:t>
+      </w:r>
+    </w:p>
+    <w:p>
+      <w:r>
+        <w:t>To access it, go to:</w:t>
+      </w:r>
+    </w:p>
+    <w:p>
+      <w:r>
+        <w:rPr>
+          <w:b/>
+          <w:bCs/>
+        </w:rPr>
+        <w:t>Top Menu → Playback → Render Cache</w:t>
+      </w:r>
+    </w:p>
+    <w:p>
+      <w:r>
+        <w:t>Here you’ll see three options:</w:t>
+      </w:r>
+    </w:p>
+    <w:p>
+      <w:pPr>
+        <w:pStyle w:val="NoSpacing"/>
+        <w:ind w:left="720"/>
+      </w:pPr>
+      <w:r>
+        <w:t>None</w:t>
+      </w:r>
+    </w:p>
+    <w:p>
+      <w:pPr>
+        <w:pStyle w:val="NoSpacing"/>
+        <w:ind w:left="720"/>
+      </w:pPr>
+      <w:r>
+        <w:t>Smart</w:t>
+      </w:r>
+    </w:p>
+    <w:p>
+      <w:pPr>
+        <w:pStyle w:val="NoSpacing"/>
+        <w:ind w:left="720"/>
+      </w:pPr>
+      <w:r>
+        <w:t>User</w:t>
+      </w:r>
+    </w:p>
+    <w:p>
+      <w:pPr>
+        <w:pStyle w:val="NoSpacing"/>
+      </w:pPr>
+    </w:p>
+    <w:p>
+      <w:pPr>
+        <w:pStyle w:val="NoSpacing"/>
+      </w:pPr>
+    </w:p>
+    <w:p>
+      <w:r>
+        <w:rPr>
+          <w:noProof/>
+        </w:rPr>
+        <w:drawing>
+          <wp:inline distT="0" distB="0" distL="0" distR="0" wp14:anchorId="539076C6" wp14:editId="59427B3E">
+            <wp:extent cx="4914900" cy="2486025"/>
+            <wp:effectExtent l="76200" t="76200" r="133350" b="142875"/>
+            <wp:docPr id="1389472139" name="Picture 1"/>
+            <wp:cNvGraphicFramePr>
+              <a:graphicFrameLocks xmlns:a="http://schemas.openxmlformats.org/drawingml/2006/main" noChangeAspect="1"/>
+            </wp:cNvGraphicFramePr>
+            <a:graphic xmlns:a="http://schemas.openxmlformats.org/drawingml/2006/main">
+              <a:graphicData uri="http://schemas.openxmlformats.org/drawingml/2006/picture">
+                <pic:pic xmlns:pic="http://schemas.openxmlformats.org/drawingml/2006/picture">
+                  <pic:nvPicPr>
+                    <pic:cNvPr id="1389472139" name=""/>
+                    <pic:cNvPicPr/>
+                  </pic:nvPicPr>
+                  <pic:blipFill rotWithShape="1">
+                    <a:blip r:embed="rId9"/>
+                    <a:srcRect l="35577" t="27921" r="36859" b="47293"/>
+                    <a:stretch>
+                      <a:fillRect/>
+                    </a:stretch>
+                  </pic:blipFill>
+                  <pic:spPr bwMode="auto">
+                    <a:xfrm>
+                      <a:off x="0" y="0"/>
+                      <a:ext cx="4929421" cy="2493370"/>
                     </a:xfrm>
                     <a:prstGeom prst="rect">
                       <a:avLst/>
@@ -204,6 +703,140 @@
       </w:r>
     </w:p>
     <w:p>
+      <w:r>
+        <w:t xml:space="preserve">By default, </w:t>
+      </w:r>
+      <w:proofErr w:type="gramStart"/>
+      <w:r>
+        <w:t>Resolve</w:t>
+      </w:r>
+      <w:proofErr w:type="gramEnd"/>
+      <w:r>
+        <w:t xml:space="preserve"> sets this to </w:t>
+      </w:r>
+      <w:r>
+        <w:rPr>
+          <w:b/>
+          <w:bCs/>
+        </w:rPr>
+        <w:t>None</w:t>
+      </w:r>
+      <w:r>
+        <w:t xml:space="preserve">, which means nothing is cached unless you force it. If your timeline starts to feel sluggish, switching to </w:t>
+      </w:r>
+      <w:r>
+        <w:rPr>
+          <w:b/>
+          <w:bCs/>
+        </w:rPr>
+        <w:t>Smart</w:t>
+      </w:r>
+      <w:r>
+        <w:t xml:space="preserve"> can help. Smart Cache automatically watches for heavy effects and pre</w:t>
+      </w:r>
+      <w:r>
+        <w:noBreakHyphen/>
+        <w:t>renders them in the background so playback stays smooth.</w:t>
+      </w:r>
+      <w:r>
+        <w:t xml:space="preserve"> </w:t>
+      </w:r>
+    </w:p>
+    <w:p>
+      <w:r>
+        <w:lastRenderedPageBreak/>
+        <w:drawing>
+          <wp:inline distT="0" distB="0" distL="0" distR="0" wp14:anchorId="580C08B5" wp14:editId="60B6DA79">
+            <wp:extent cx="5496692" cy="2667372"/>
+            <wp:effectExtent l="0" t="0" r="8890" b="0"/>
+            <wp:docPr id="487153606" name="Picture 1"/>
+            <wp:cNvGraphicFramePr>
+              <a:graphicFrameLocks xmlns:a="http://schemas.openxmlformats.org/drawingml/2006/main" noChangeAspect="1"/>
+            </wp:cNvGraphicFramePr>
+            <a:graphic xmlns:a="http://schemas.openxmlformats.org/drawingml/2006/main">
+              <a:graphicData uri="http://schemas.openxmlformats.org/drawingml/2006/picture">
+                <pic:pic xmlns:pic="http://schemas.openxmlformats.org/drawingml/2006/picture">
+                  <pic:nvPicPr>
+                    <pic:cNvPr id="487153606" name=""/>
+                    <pic:cNvPicPr/>
+                  </pic:nvPicPr>
+                  <pic:blipFill>
+                    <a:blip r:embed="rId10"/>
+                    <a:stretch>
+                      <a:fillRect/>
+                    </a:stretch>
+                  </pic:blipFill>
+                  <pic:spPr>
+                    <a:xfrm>
+                      <a:off x="0" y="0"/>
+                      <a:ext cx="5496692" cy="2667372"/>
+                    </a:xfrm>
+                    <a:prstGeom prst="rect">
+                      <a:avLst/>
+                    </a:prstGeom>
+                  </pic:spPr>
+                </pic:pic>
+              </a:graphicData>
+            </a:graphic>
+          </wp:inline>
+        </w:drawing>
+      </w:r>
+    </w:p>
+    <w:p>
+      <w:proofErr w:type="gramStart"/>
+      <w:r>
+        <w:t>However</w:t>
+      </w:r>
+      <w:proofErr w:type="gramEnd"/>
+      <w:r>
+        <w:t>…</w:t>
+      </w:r>
+    </w:p>
+    <w:p/>
+    <w:p/>
+    <w:p>
+      <w:r>
+        <w:rPr>
+          <w:rStyle w:val="BoldRedChar"/>
+        </w:rPr>
+        <w:t>Watch it-</w:t>
+      </w:r>
+      <w:r>
+        <w:t xml:space="preserve"> </w:t>
+      </w:r>
+      <w:r>
+        <w:t>Smart Cache can sometimes be a little over</w:t>
+      </w:r>
+      <w:r>
+        <w:rPr>
+          <w:rFonts w:ascii="Cambria Math" w:hAnsi="Cambria Math" w:cs="Cambria Math"/>
+        </w:rPr>
+        <w:t>‑</w:t>
+      </w:r>
+      <w:r>
+        <w:t xml:space="preserve">eager. If you notice it constantly clearing and rebuilding cache files </w:t>
+      </w:r>
+      <w:r>
+        <w:rPr>
+          <w:rFonts w:ascii="Calibri" w:hAnsi="Calibri" w:cs="Calibri"/>
+        </w:rPr>
+        <w:t>—</w:t>
+      </w:r>
+      <w:r>
+        <w:t xml:space="preserve"> especially on complex projects </w:t>
+      </w:r>
+      <w:r>
+        <w:rPr>
+          <w:rFonts w:ascii="Calibri" w:hAnsi="Calibri" w:cs="Calibri"/>
+        </w:rPr>
+        <w:t>—</w:t>
+      </w:r>
+      <w:r>
+        <w:t xml:space="preserve"> you may prefer switching to User or even back to None for full manual control.</w:t>
+      </w:r>
+    </w:p>
+    <w:p/>
+    <w:p>
       <w:pPr>
         <w:pStyle w:val="NoSpacing"/>
         <w:ind w:left="720"/>
@@ -214,8 +847,35 @@
         <w:pStyle w:val="NoSpacing"/>
         <w:ind w:left="720"/>
       </w:pPr>
-      <w:r>
-        <w:t>It might want you to give the folder that it choose to save this in, a little click. Before it will start to render.</w:t>
+    </w:p>
+    <w:p>
+      <w:pPr>
+        <w:pStyle w:val="NoSpacing"/>
+        <w:ind w:left="720"/>
+      </w:pPr>
+    </w:p>
+    <w:p>
+      <w:pPr>
+        <w:pStyle w:val="NoSpacing"/>
+        <w:ind w:left="720"/>
+      </w:pPr>
+    </w:p>
+    <w:p>
+      <w:pPr>
+        <w:pStyle w:val="NoSpacing"/>
+        <w:ind w:left="720"/>
+      </w:pPr>
+      <w:r>
+        <w:t>It might want you to give the folder that it choose</w:t>
+      </w:r>
+      <w:r>
+        <w:t>s</w:t>
+      </w:r>
+      <w:r>
+        <w:t xml:space="preserve"> to save this in, a little click. Before it will start to render.</w:t>
+      </w:r>
+      <w:r>
+        <w:t xml:space="preserve"> Just select it default folder.</w:t>
       </w:r>
     </w:p>
     <w:p>
@@ -260,7 +920,7 @@
     </w:p>
     <w:sectPr>
       <w:pgSz w:w="12240" w:h="15840"/>
-      <w:pgMar w:top="1440" w:right="1440" w:bottom="1440" w:left="1440" w:header="720" w:footer="720" w:gutter="0"/>
+      <w:pgMar w:top="630" w:right="1440" w:bottom="1440" w:left="1440" w:header="720" w:footer="720" w:gutter="0"/>
       <w:cols w:space="720"/>
       <w:docGrid w:linePitch="360"/>
     </w:sectPr>
@@ -403,6 +1063,155 @@
     </w:lvl>
   </w:abstractNum>
   <w:abstractNum w:abstractNumId="2" w15:restartNumberingAfterBreak="0">
+    <w:nsid w:val="35C22029"/>
+    <w:multiLevelType w:val="multilevel"/>
+    <w:tmpl w:val="07B29DCA"/>
+    <w:lvl w:ilvl="0">
+      <w:start w:val="1"/>
+      <w:numFmt w:val="bullet"/>
+      <w:lvlText w:val=""/>
+      <w:lvlJc w:val="left"/>
+      <w:pPr>
+        <w:tabs>
+          <w:tab w:val="num" w:pos="720"/>
+        </w:tabs>
+        <w:ind w:left="720" w:hanging="360"/>
+      </w:pPr>
+      <w:rPr>
+        <w:rFonts w:ascii="Symbol" w:hAnsi="Symbol" w:hint="default"/>
+        <w:sz w:val="20"/>
+      </w:rPr>
+    </w:lvl>
+    <w:lvl w:ilvl="1" w:tentative="1">
+      <w:start w:val="1"/>
+      <w:numFmt w:val="bullet"/>
+      <w:lvlText w:val="o"/>
+      <w:lvlJc w:val="left"/>
+      <w:pPr>
+        <w:tabs>
+          <w:tab w:val="num" w:pos="1440"/>
+        </w:tabs>
+        <w:ind w:left="1440" w:hanging="360"/>
+      </w:pPr>
+      <w:rPr>
+        <w:rFonts w:ascii="Courier New" w:hAnsi="Courier New" w:hint="default"/>
+        <w:sz w:val="20"/>
+      </w:rPr>
+    </w:lvl>
+    <w:lvl w:ilvl="2" w:tentative="1">
+      <w:start w:val="1"/>
+      <w:numFmt w:val="bullet"/>
+      <w:lvlText w:val=""/>
+      <w:lvlJc w:val="left"/>
+      <w:pPr>
+        <w:tabs>
+          <w:tab w:val="num" w:pos="2160"/>
+        </w:tabs>
+        <w:ind w:left="2160" w:hanging="360"/>
+      </w:pPr>
+      <w:rPr>
+        <w:rFonts w:ascii="Wingdings" w:hAnsi="Wingdings" w:hint="default"/>
+        <w:sz w:val="20"/>
+      </w:rPr>
+    </w:lvl>
+    <w:lvl w:ilvl="3" w:tentative="1">
+      <w:start w:val="1"/>
+      <w:numFmt w:val="bullet"/>
+      <w:lvlText w:val=""/>
+      <w:lvlJc w:val="left"/>
+      <w:pPr>
+        <w:tabs>
+          <w:tab w:val="num" w:pos="2880"/>
+        </w:tabs>
+        <w:ind w:left="2880" w:hanging="360"/>
+      </w:pPr>
+      <w:rPr>
+        <w:rFonts w:ascii="Wingdings" w:hAnsi="Wingdings" w:hint="default"/>
+        <w:sz w:val="20"/>
+      </w:rPr>
+    </w:lvl>
+    <w:lvl w:ilvl="4" w:tentative="1">
+      <w:start w:val="1"/>
+      <w:numFmt w:val="bullet"/>
+      <w:lvlText w:val=""/>
+      <w:lvlJc w:val="left"/>
+      <w:pPr>
+        <w:tabs>
+          <w:tab w:val="num" w:pos="3600"/>
+        </w:tabs>
+        <w:ind w:left="3600" w:hanging="360"/>
+      </w:pPr>
+      <w:rPr>
+        <w:rFonts w:ascii="Wingdings" w:hAnsi="Wingdings" w:hint="default"/>
+        <w:sz w:val="20"/>
+      </w:rPr>
+    </w:lvl>
+    <w:lvl w:ilvl="5" w:tentative="1">
+      <w:start w:val="1"/>
+      <w:numFmt w:val="bullet"/>
+      <w:lvlText w:val=""/>
+      <w:lvlJc w:val="left"/>
+      <w:pPr>
+        <w:tabs>
+          <w:tab w:val="num" w:pos="4320"/>
+        </w:tabs>
+        <w:ind w:left="4320" w:hanging="360"/>
+      </w:pPr>
+      <w:rPr>
+        <w:rFonts w:ascii="Wingdings" w:hAnsi="Wingdings" w:hint="default"/>
+        <w:sz w:val="20"/>
+      </w:rPr>
+    </w:lvl>
+    <w:lvl w:ilvl="6" w:tentative="1">
+      <w:start w:val="1"/>
+      <w:numFmt w:val="bullet"/>
+      <w:lvlText w:val=""/>
+      <w:lvlJc w:val="left"/>
+      <w:pPr>
+        <w:tabs>
+          <w:tab w:val="num" w:pos="5040"/>
+        </w:tabs>
+        <w:ind w:left="5040" w:hanging="360"/>
+      </w:pPr>
+      <w:rPr>
+        <w:rFonts w:ascii="Wingdings" w:hAnsi="Wingdings" w:hint="default"/>
+        <w:sz w:val="20"/>
+      </w:rPr>
+    </w:lvl>
+    <w:lvl w:ilvl="7" w:tentative="1">
+      <w:start w:val="1"/>
+      <w:numFmt w:val="bullet"/>
+      <w:lvlText w:val=""/>
+      <w:lvlJc w:val="left"/>
+      <w:pPr>
+        <w:tabs>
+          <w:tab w:val="num" w:pos="5760"/>
+        </w:tabs>
+        <w:ind w:left="5760" w:hanging="360"/>
+      </w:pPr>
+      <w:rPr>
+        <w:rFonts w:ascii="Wingdings" w:hAnsi="Wingdings" w:hint="default"/>
+        <w:sz w:val="20"/>
+      </w:rPr>
+    </w:lvl>
+    <w:lvl w:ilvl="8" w:tentative="1">
+      <w:start w:val="1"/>
+      <w:numFmt w:val="bullet"/>
+      <w:lvlText w:val=""/>
+      <w:lvlJc w:val="left"/>
+      <w:pPr>
+        <w:tabs>
+          <w:tab w:val="num" w:pos="6480"/>
+        </w:tabs>
+        <w:ind w:left="6480" w:hanging="360"/>
+      </w:pPr>
+      <w:rPr>
+        <w:rFonts w:ascii="Wingdings" w:hAnsi="Wingdings" w:hint="default"/>
+        <w:sz w:val="20"/>
+      </w:rPr>
+    </w:lvl>
+  </w:abstractNum>
+  <w:abstractNum w:abstractNumId="3" w15:restartNumberingAfterBreak="0">
     <w:nsid w:val="424E5D80"/>
     <w:multiLevelType w:val="multilevel"/>
     <w:tmpl w:val="65060EEE"/>
@@ -585,6 +1394,9 @@
     <w:abstractNumId w:val="1"/>
   </w:num>
   <w:num w:numId="12" w16cid:durableId="511184763">
+    <w:abstractNumId w:val="3"/>
+  </w:num>
+  <w:num w:numId="13" w16cid:durableId="1857503829">
     <w:abstractNumId w:val="2"/>
   </w:num>
 </w:numbering>
